--- a/docs/vistas/Arquitectura-Traza.docx
+++ b/docs/vistas/Arquitectura-Traza.docx
@@ -33,22 +33,22 @@
       </w:pPr>
       <w:r>
         <w:rPr>
+          <w:rFonts w:ascii="Calibri" w:hAnsi="Calibri"/>
+          <w:b w:val="0"/>
           <w:color w:val="475569"/>
           <w:sz w:val="24"/>
         </w:rPr>
-        <w:t>Desarrollo en contenedores</w:t>
-        <w:br/>
-        <w:t>11 de octubre de 2026</w:t>
+        <w:t>Desarrollo en contenedores. 17 de octubre de 2026</w:t>
       </w:r>
     </w:p>
     <w:p>
       <w:r>
-        <w:t>Este documento reúne las vistas de negocio, función, procesos, lógica, datos, física, integración y seguridad, y los diagramas de despliegue, C4, UML y secuencia. Describe el sistema que corre hoy. DEBUG sigue en verdadero. config.settings.production no lo carga el compose.</w:t>
+        <w:t>Este documento reúne las vistas de negocio, función, procesos, lógica, datos, física, integración y seguridad, y los diagramas de despliegue, C4, UML y secuencia. Describe el sistema que corre hoy, incluida la traducción del algoritmo y la ventana de escritorio. DEBUG sigue en verdadero. config.settings.production no lo carga el compose. Las figuras se dibujaron el 11 de octubre; el texto de cada vista está puesto al día con el Markdown de docs/vistas.</w:t>
       </w:r>
     </w:p>
     <w:p>
       <w:r>
-        <w:t>Traza enseña programación estructurada en español. Hay tres pantallas con la misma sesión: el banco de trabajo, el laboratorio y armar diagrama. El correo de confirmación, en los contenedores, lo recibe Mailpit y la sesión no empieza hasta abrir el enlace.</w:t>
+        <w:t>Traza enseña programación estructurada en español. Hay tres pantallas con la misma sesión: el banco de trabajo, el laboratorio y armar diagrama. El correo de confirmación, en los contenedores, lo recibe Mailpit y la sesión no empieza hasta abrir el enlace. Traducir emite el algoritmo en Python, JavaScript, TypeScript, Java, C, C++ o C# y no lo ejecuta. La ventana de escritorio corre el intérprete en la máquina y deja la cuenta en la API.</w:t>
       </w:r>
     </w:p>
     <w:p>
@@ -61,7 +61,7 @@
     </w:p>
     <w:p>
       <w:r>
-        <w:t>El estudiante practica algoritmos con diagnóstico de línea y columna, consola y diagrama. El docente agrupa cuentas ya registradas, publica rutas y ve puntos y puesto. Quedan fuera las actividades y las entregas del aula, la orientación a objetos, los archivos del pseudocódigo y la concurrencia.</w:t>
+        <w:t>El estudiante practica algoritmos con diagnóstico de línea y columna, consola, diagrama y traducción a otro lenguaje. El docente agrupa cuentas ya registradas, publica rutas y ve puntos y puesto. Quedan fuera las actividades y las entregas del aula, la orientación a objetos, los archivos del pseudocódigo y la concurrencia.</w:t>
       </w:r>
     </w:p>
     <w:p>
@@ -131,7 +131,7 @@
     </w:p>
     <w:p>
       <w:r>
-        <w:t>Las funciones se agrupan por lo que la persona hace: acceso, banco de trabajo, aprendizaje y grupo. Validar no crea una ejecución. Depurar ofrece paso, entrar, salir, continuar, pausa, detener, reiniciar y puntos de interrupción.</w:t>
+        <w:t>Las funciones se agrupan por lo que la persona hace: acceso, banco de trabajo, aprendizaje y grupo. Validar no crea una ejecución. Traducir tampoco: muestra siete lenguajes y no corre el programa. Actualizar vuelve a pedir los datos cuando la misma cuenta está abierta en otra ventana. Depurar ofrece paso, entrar, salir, continuar, pausa, detener, reiniciar y puntos de interrupción.</w:t>
       </w:r>
     </w:p>
     <w:p>
@@ -196,7 +196,7 @@
     </w:p>
     <w:p>
       <w:r>
-        <w:t>El alta en contenedores deja la cuenta pendiente, envía el enlace y abre la sesión al confirmarlo. En la máquina, sin TRAZA_EMAIL_CONFIRMATION, entra al momento. Después el fuente se valida y, si no hay error, se ejecuta o se depura. El laboratorio convierte bloques en el mismo AST y usa el mismo intérprete.</w:t>
+        <w:t>El alta en contenedores deja la cuenta pendiente, envía el enlace y abre la sesión al confirmarlo. En la máquina, sin TRAZA_EMAIL_CONFIRMATION, entra al momento. Después el fuente se valida y, si no hay error, se ejecuta, se depura o se traduce. Traducir no abre la consola. El laboratorio convierte bloques en el mismo AST y usa el mismo intérprete.</w:t>
       </w:r>
     </w:p>
     <w:p>
@@ -261,7 +261,7 @@
     </w:p>
     <w:p>
       <w:r>
-        <w:t>La presentación no ejecuta el pseudocódigo del editor. La aplicación persiste y reenvía eventos. El dominio es language_core y no importa Django ni Redis. En los contenedores solo el runner llama al dominio. En la máquina, Django lo llama en el mismo proceso. El correo es otra pieza y no interpreta.</w:t>
+        <w:t>La presentación no ejecuta el pseudocódigo del editor. La aplicación persiste y reenvía eventos. El dominio es language_core, con el traductor incluido, y no importa Django ni Redis. En los contenedores solo el runner llama al dominio. En la máquina, Django lo llama en el mismo proceso. En la ventana de escritorio lo llama local_host. El correo es otra pieza y no interpreta. El código traducido no se guarda.</w:t>
       </w:r>
     </w:p>
     <w:p>
@@ -326,7 +326,7 @@
     </w:p>
     <w:p>
       <w:r>
-        <w:t>PostgreSQL 16 es el sistema de registro. Hay dos grupos: el banco de trabajo cuelga de Algorithm y el laboratorio cuelga de Challenge y de Practice. No se guarda la contraseña en claro, ni cada línea del depurador, ni la pila viva. Redis guarda órdenes, eventos en tránsito y el latido.</w:t>
+        <w:t>PostgreSQL 16 es el sistema de registro. Hay dos grupos: el banco de trabajo cuelga de Algorithm y el laboratorio cuelga de Challenge y de Practice. No se guarda la contraseña en claro, ni cada línea del depurador, ni la pila viva, ni el texto traducido. Redis guarda órdenes, eventos en tránsito y el latido. La ventana de escritorio no agrega tablas.</w:t>
       </w:r>
     </w:p>
     <w:p>
@@ -391,7 +391,7 @@
     </w:p>
     <w:p>
       <w:r>
-        <w:t>Todo corre en la máquina de desarrollo. Nginx publica el puerto 18080 y Mailpit el 8025. PostgreSQL publica el 5434. Redis no publica puerto y está en las redes web e isolated. El runner solo está en isolated, sin salida a internet, con disco de solo lectura y topes de memoria, CPU y procesos.</w:t>
+        <w:t>El compose corre en la máquina de desarrollo. Nginx publica el puerto 18080 y Mailpit el 8025. PostgreSQL publica el 5434. Redis no publica puerto y está en las redes web e isolated. El runner solo está en isolated, sin salida a internet, con disco de solo lectura y topes de memoria, CPU y procesos. La ventana Tauri es otro nodo: local_host escucha en 127.0.0.1 y, en un paquete publicado, el proxy de /api usa TRAZA_API_ORIGIN. Si esa variable no está, el origen es http://18.118.112.206:18080.</w:t>
       </w:r>
     </w:p>
     <w:p>
@@ -456,7 +456,7 @@
     </w:p>
     <w:p>
       <w:r>
-        <w:t>No hay un proveedor externo. El navegador habla HTTP JSON con cookie y CSRF, y recibe el depurador por SSE. Django habla SQL con PostgreSQL, Redis con el runner y SMTP con Mailpit. El buzón se abre en otro origen, el puerto 8025, y no pasa por Nginx. El fuente viaja dentro del mensaje de Redis.</w:t>
+        <w:t>No hay un proveedor de correo externo. El navegador habla HTTP JSON con cookie y CSRF, y recibe el depurador por SSE. Django habla SQL con PostgreSQL, Redis con el runner y SMTP con Mailpit. El buzón se abre en otro origen, el puerto 8025, y no pasa por Nginx. El fuente viaja dentro del mensaje de Redis. Traducir es POST /api/v1/algorithms/{id}/translate/ o, en la ventana, POST /local/v1/translate. El proxy del escritorio solo reenvía rutas que empiezan por /api/.</w:t>
       </w:r>
     </w:p>
     <w:p>
@@ -521,7 +521,7 @@
     </w:p>
     <w:p>
       <w:r>
-        <w:t>Hay tres zonas: el navegador, la red web y la red aislada. Redis es el único puente. La contraseña pasa solo por el hasher de Django. El token de confirmación deja de servir cuando el correo queda confirmado. Un objeto ajeno responde 404. El runner no tiene credenciales de la base ni del buzón. Cookies Secure y HSTS pertenecen a la configuración de producción, que hoy no arranca.</w:t>
+        <w:t>Hay tres zonas: el navegador, la red web y la red aislada. Redis es el único puente. La contraseña pasa solo por el hasher de Django. El token de confirmación deja de servir cuando el correo queda confirmado. Un objeto ajeno responde 404. El runner no tiene credenciales de la base ni del buzón. local_host solo acepta el token de arranque y no abre PostgreSQL. Traducir no ejecuta el texto generado. Cookies Secure y HSTS pertenecen a la configuración de producción, que hoy no arranca.</w:t>
       </w:r>
     </w:p>
     <w:p>
@@ -586,7 +586,7 @@
     </w:p>
     <w:p>
       <w:r>
-        <w:t>El nodo actual es la máquina de desarrollo, con siete servicios del compose. web espera a la base, Redis, el runner y Mailpit. Al arrancar aplica las migraciones. El nodo de servidor está descrito y no está desplegado: ahí hacen falta TLS, la configuración de producción, el cliente construido y un SMTP distinto de Mailpit.</w:t>
+        <w:t>El nodo de desarrollo es la máquina con siete servicios del compose. web espera a la base, Redis, el runner y Mailpit. Al arrancar aplica las migraciones. El nodo de config.settings.production está descrito y no está desplegado: ahí hacen falta TLS, esa configuración, el cliente construido y un SMTP distinto de Mailpit. La ventana de escritorio se empaqueta aparte, a mano, con .github/workflows/desktop.yml, y no sustituye ese servidor.</w:t>
       </w:r>
     </w:p>
     <w:p>
@@ -651,7 +651,7 @@
     </w:p>
     <w:p>
       <w:r>
-        <w:t>En el contexto, estudiante y docente usan un solo sistema. En contenedores, Nginx, React, Django, PostgreSQL, Redis, el runner y Mailpit son las piezas desplegables. En componentes, accounts, projects, executions, learning, classroom y flowcharts rodean al núcleo: léxico, semántica, intérprete y diagrama.</w:t>
+        <w:t>En el contexto, estudiante y docente usan un solo sistema. En contenedores, Nginx, React, Django, PostgreSQL, Redis, el runner y Mailpit son las piezas desplegables. La ventana Tauri y local_host quedan fuera de ese compose y llaman a la API para la cuenta. En componentes, accounts, projects, executions, learning, classroom y flowcharts rodean al núcleo: léxico, semántica, intérprete, traductor y diagrama.</w:t>
       </w:r>
     </w:p>
     <w:p>
@@ -716,7 +716,7 @@
     </w:p>
     <w:p>
       <w:r>
-        <w:t>User se identifica por el correo y guarda si está confirmado. Profile guarda el rol y los puntos. Project contiene Algorithm, y este las versiones y las ejecuciones. Community y Membership son el grupo. LearningPath, Challenge, Attempt y Practice son el laboratorio y no apuntan a Algorithm.</w:t>
+        <w:t>User se identifica por el correo y guarda si está confirmado. Profile guarda el rol y los puntos. Project contiene Algorithm, y este las versiones y las ejecuciones. Community y Membership son el grupo. LearningPath, Challenge, Attempt y Practice son el laboratorio y no apuntan a Algorithm. No hay clase para el código traducido.</w:t>
       </w:r>
     </w:p>
     <w:p>
@@ -854,7 +854,7 @@
     </w:p>
     <w:p>
       <w:r>
-        <w:t>Django comprueba la sesión, el tamaño y el límite, y publica la orden. El runner recorre language_core y devuelve eventos. Nginx reenvía el SSE con el buffer apagado. Validar se detiene en la semántica y no abre ese canal. El laboratorio repite esta secuencia con sus propias rutas y no inserta Execution.</w:t>
+        <w:t>Django comprueba la sesión, el tamaño y el límite, y publica la orden. El runner recorre language_core y devuelve eventos. Nginx reenvía el SSE con el buffer apagado. Validar se detiene en la semántica y no abre ese canal. Traducir tampoco lo abre: devuelve diagnósticos y, sin errores, siete programas. El laboratorio repite la secuencia de ejecución con sus propias rutas y no inserta Execution. En la ventana de escritorio el canal es /local/v1/sessions/{id}/events/.</w:t>
       </w:r>
     </w:p>
     <w:p>
@@ -919,7 +919,48 @@
     </w:p>
     <w:p>
       <w:r>
-        <w:t>Los mismos textos, con los diagramas en Mermaid, están en docs/vistas. El relato de conjunto está en docs/arquitectura.md. Las tablas están en docs/modelo-de-datos.md. El aislamiento del runner está en docs/ejecucion.md.</w:t>
+        <w:t>Los mismos textos, con los diagramas en Mermaid, están en docs/vistas. El relato de conjunto está en docs/arquitectura.md. Las tablas están en docs/modelo-de-datos.md. El aislamiento del runner está en docs/ejecucion.md. El manual del lenguaje, con el capítulo de traducción, es docs/Manual-del-lenguaje.docx.</w:t>
+      </w:r>
+    </w:p>
+    <w:p>
+      <w:pPr>
+        <w:pStyle w:val="Heading1"/>
+      </w:pPr>
+      <w:r>
+        <w:t>14. Traducción y ventana de escritorio</w:t>
+      </w:r>
+    </w:p>
+    <w:p>
+      <w:r>
+        <w:t>Traducir recorre el mismo árbol que Validar. Los destinos son Python, JavaScript, TypeScript, Java, C, C++ y C#. Según usa match en Python y switch en el resto cuando el tipo cabe. Si no cabe, sale una cadena de Si. Para incluye los dos extremos. Repetir niega la condición de Hasta Que. Un error deja la lista vacía. Las pruebas comparan la salida de Python, y la de C si hay compilador, con la del intérprete.</w:t>
+      </w:r>
+    </w:p>
+    <w:p>
+      <w:r>
+        <w:t>La ventana es Tauri 2, versión 0.2.0. Al abrir arranca local_host con un token. Validar, traducir, ejecutar, depurar y el laboratorio ocurren ahí. La cuenta y los proyectos siguen en Django. En depuración Vite escucha en el puerto 5174 y el proxy de la API queda apagado. En un paquete publicado, server_fetch reenvía solo /api/. TRAZA_UPDATE_URL, si existe, apunta a un manifiesto de versión y no borra los datos de la persona.</w:t>
+      </w:r>
+    </w:p>
+    <w:p>
+      <w:pPr>
+        <w:pStyle w:val="Heading1"/>
+      </w:pPr>
+      <w:r>
+        <w:t>15. Repaso, notas y concurso</w:t>
+      </w:r>
+    </w:p>
+    <w:p>
+      <w:r>
+        <w:t>La traducción de código nace habilitada. El docente la apaga para una comunidad o para un alumno. El ajuste del alumno, si no es nulo, manda sobre el de la comunidad. Cambiar el de la comunidad borra los ajustes individuales. Un docente siempre puede traducir. Un alumno sin comunidades también. Si está en varias y en una está apagada, Traducir responde 403 y no emite código.</w:t>
+      </w:r>
+    </w:p>
+    <w:p>
+      <w:r>
+        <w:t>Repaso abre los proyectos de un alumno de las comunidades del docente. El editor queda en solo lectura. Validar, ejecutar, depurar y traducir no crean una versión ni guardan el fuente. El avance del laboratorio empieza con un tablero: cada barra suma los retos terminados en las rutas asignadas. Desde una ruta se descarga progreso-{nombre}.csv. La puntuación de un intento va de 0 a 100. La nota es el promedio entero, y un reto sin terminar cuenta como cero. Abrir un reto muestra la respuesta, el pseudocódigo, los casos, la predicción y la explicación.</w:t>
+      </w:r>
+    </w:p>
+    <w:p>
+      <w:r>
+        <w:t>La ruta Práctica de concurso trae cincuenta problemas de creación de código, con tres casos: ejemplo, normal y borde. El primero está abierto y el siguiente se abre al terminar el anterior. El banco del sistema se llama Banco de concurso. Un CSV del docente agrega hasta 80 retos a su propio banco. Si una fila falla, no se guarda ninguna. El formato está en docs/ejemplos-de-retos.md.</w:t>
       </w:r>
     </w:p>
     <w:sectPr>

--- a/docs/vistas/Arquitectura-Traza.docx
+++ b/docs/vistas/Arquitectura-Traza.docx
@@ -38,7 +38,7 @@
           <w:color w:val="475569"/>
           <w:sz w:val="24"/>
         </w:rPr>
-        <w:t>Desarrollo en contenedores. 17 de octubre de 2026</w:t>
+        <w:t>Desarrollo en contenedores. 19 de octubre de 2026</w:t>
       </w:r>
     </w:p>
     <w:p>
@@ -963,6 +963,29 @@
         <w:t>La ruta Práctica de concurso trae cincuenta problemas de creación de código, con tres casos: ejemplo, normal y borde. El primero está abierto y el siguiente se abre al terminar el anterior. El banco del sistema se llama Banco de concurso. Un CSV del docente agrega hasta 80 retos a su propio banco. Si una fila falla, no se guarda ninguna. El formato está en docs/ejemplos-de-retos.md.</w:t>
       </w:r>
     </w:p>
+    <w:p>
+      <w:pPr>
+        <w:pStyle w:val="Heading1"/>
+      </w:pPr>
+      <w:r>
+        <w:t>16. Niveles, cuenta y pegado</w:t>
+      </w:r>
+    </w:p>
+    <w:p>
+      <w:r>
+        <w:t>El alta asigna el nivel gratis del tipo elegido. Gratis de alumno permite 2 proyectos y 5 códigos, con editor, validar, ejecutar, laboratorio, ruta y práctica. Gratis de docente permite 3 proyectos y 10 códigos, y además el diagrama y el avance. Premium enciende el resto de menús, sin tope, a 0 centavos y 30 días, hasta que el administrador fije el precio. Si la vigencia vence, aplican las funciones del nivel por defecto. La cuenta sigue mostrando el nivel asignado como vencido.</w:t>
+      </w:r>
+    </w:p>
+    <w:p>
+      <w:r>
+        <w:t>El navegador nace apagado. Sin la cabecera X-Traza-Client: desktop, se puede entrar y cambiar la cuenta, y el resto de la API responde 403. La suscripción puede abrir o cerrar el navegador solo para esa cuenta. La aplicación de escritorio envía la cabecera. El administrador se crea con manage.py create_admin, no sale en el alta y no usa el editor: define niveles y los asigna.</w:t>
+      </w:r>
+    </w:p>
+    <w:p>
+      <w:r>
+        <w:t>PATCH de la cuenta cambia el nombre, una foto JPG o PNG de hasta 120 KB y la contraseña, si se envía la actual. El tipo no cambia. Pegar nace habilitado y el docente lo apaga como la traducción. El editor deja escribir. En macOS, sin notarización, Abrir Traza.command copia la aplicación fuera de la imagen para que no responda el código -47.</w:t>
+      </w:r>
+    </w:p>
     <w:sectPr>
       <w:pgSz w:w="11906" w:h="16838"/>
       <w:pgMar w:top="1020" w:right="1020" w:bottom="1020" w:left="1020" w:header="720" w:footer="720" w:gutter="0"/>

--- a/docs/vistas/Arquitectura-Traza.docx
+++ b/docs/vistas/Arquitectura-Traza.docx
@@ -986,6 +986,24 @@
         <w:t>PATCH de la cuenta cambia el nombre, una foto JPG o PNG de hasta 120 KB y la contraseña, si se envía la actual. El tipo no cambia. Pegar nace habilitado y el docente lo apaga como la traducción. El editor deja escribir. En macOS, sin notarización, Abrir Traza.command copia la aplicación fuera de la imagen para que no responda el código -47.</w:t>
       </w:r>
     </w:p>
+    <w:p>
+      <w:pPr>
+        <w:pStyle w:val="Heading1"/>
+      </w:pPr>
+      <w:r>
+        <w:t>17. Operadores, manuales y descarga de retos</w:t>
+      </w:r>
+    </w:p>
+    <w:p>
+      <w:r>
+        <w:t>La barra del editor añade Operadores y Manuales. Operadores muestra símbolos y el orden de ligadura; no modifica el fuente. Manuales abre el documento en la aplicación y descarga el PDF. El alumno ve el manual del lenguaje y el del alumno. El docente ve también el suyo. Los archivos se publican en /manuals/ a partir de docs/.</w:t>
+      </w:r>
+    </w:p>
+    <w:p>
+      <w:r>
+        <w:t>GET /api/v1/learning/challenges/csv/?tipo=&amp;contenido=retos&amp;banco= descarga los retos de un tipo. El banco es catalogo o concurso. Un alumno recibe 403. POST del mismo camino carga hasta 250 filas y 1 MB en el banco del docente. Si una fila falla, no se guarda ninguna. El concurso no recibe esa carga. retos-construir-concurso.csv trae los cincuenta problemas de creación.</w:t>
+      </w:r>
+    </w:p>
     <w:sectPr>
       <w:pgSz w:w="11906" w:h="16838"/>
       <w:pgMar w:top="1020" w:right="1020" w:bottom="1020" w:left="1020" w:header="720" w:footer="720" w:gutter="0"/>

--- a/docs/vistas/Arquitectura-Traza.docx
+++ b/docs/vistas/Arquitectura-Traza.docx
@@ -1004,6 +1004,29 @@
         <w:t>GET /api/v1/learning/challenges/csv/?tipo=&amp;contenido=retos&amp;banco= descarga los retos de un tipo. El banco es catalogo o concurso. Un alumno recibe 403. POST del mismo camino carga hasta 250 filas y 1 MB en el banco del docente. Si una fila falla, no se guarda ninguna. El concurso no recibe esa carga. retos-construir-concurso.csv trae los cincuenta problemas de creación.</w:t>
       </w:r>
     </w:p>
+    <w:p>
+      <w:pPr>
+        <w:pStyle w:val="Heading1"/>
+      </w:pPr>
+      <w:r>
+        <w:t>18. Sesión única y descarga en la aplicación</w:t>
+      </w:r>
+    </w:p>
+    <w:p>
+      <w:r>
+        <w:t>accounts.User.session_key guarda la única sesión abierta. Otro equipo, o la aplicación mientras el navegador sigue dentro, recibe session_open y no entra. Salir la libera. A los 30 minutos sin uso la siguiente petición responde session_idle, cierra la sesión y vuelve a la pantalla de entrada.</w:t>
+      </w:r>
+    </w:p>
+    <w:p>
+      <w:r>
+        <w:t>Tres ingresos fallidos del mismo correo responden login_locked durante 15 minutos. El enlace del correo es GET /api/v1/auth/confirm-email/open/. Confirmar en otro equipo deja el correo confirmado y no sustituye una sesión que ese navegador ya tuviera.</w:t>
+      </w:r>
+    </w:p>
+    <w:p>
+      <w:r>
+        <w:t>Ver, en Manuales, muestra el PDF. En la aplicación, descargar abre el diálogo de guardar del sistema, hasta 25 MB. Cancelar no escribe el archivo. En el navegador la descarga es la del navegador.</w:t>
+      </w:r>
+    </w:p>
     <w:sectPr>
       <w:pgSz w:w="11906" w:h="16838"/>
       <w:pgMar w:top="1020" w:right="1020" w:bottom="1020" w:left="1020" w:header="720" w:footer="720" w:gutter="0"/>
